--- a/uploads/Charukeshnew_ resume.docx
+++ b/uploads/Charukeshnew_ resume.docx
@@ -750,6 +750,8 @@
         <w:rPr>
           <w:b/>
           <w:bCs/>
+          <w:i/>
+          <w:iCs/>
         </w:rPr>
         <w:t>Vidhiyalakshmi</w:t>
       </w:r>
@@ -758,6 +760,8 @@
         <w:rPr>
           <w:b/>
           <w:bCs/>
+          <w:i/>
+          <w:iCs/>
         </w:rPr>
         <w:t xml:space="preserve"> matriculation higher secondary school</w:t>
       </w:r>
@@ -848,7 +852,15 @@
           <w:sz w:val="21"/>
           <w:szCs w:val="21"/>
         </w:rPr>
-        <w:t xml:space="preserve"> Grade: 85.8%                                                                                                                                              </w:t>
+        <w:t xml:space="preserve"> Grade: 85.8%                                                                                                                                             </w:t>
+      </w:r>
+      <w:r>
+        <w:rPr>
+          <w:spacing w:val="-2"/>
+          <w:sz w:val="21"/>
+          <w:szCs w:val="21"/>
+        </w:rPr>
+        <w:t xml:space="preserve"> </w:t>
       </w:r>
       <w:r>
         <w:rPr>
@@ -1059,6 +1071,14 @@
       </w:r>
       <w:r>
         <w:rPr>
+          <w:spacing w:val="-2"/>
+          <w:sz w:val="20"/>
+          <w:szCs w:val="20"/>
+        </w:rPr>
+        <w:t xml:space="preserve">     </w:t>
+      </w:r>
+      <w:r>
+        <w:rPr>
           <w:rFonts w:ascii="Arial" w:hAnsi="Arial"/>
           <w:sz w:val="18"/>
           <w:szCs w:val="18"/>
@@ -1788,10 +1808,11 @@
       <w:pPr>
         <w:pStyle w:val="Heading2"/>
         <w:spacing w:before="217"/>
+        <w:ind w:left="0"/>
         <w:jc w:val="both"/>
       </w:pPr>
       <w:r>
-        <w:t>Machine Learning-Based EV Battery Health Estimation System</w:t>
+        <w:t>EV Battery Health Estimation System</w:t>
       </w:r>
     </w:p>
     <w:p>
@@ -1837,6 +1858,143 @@
         </w:rPr>
         <w:t>Built a full-stack (Flask + React) web app with REST API, data preprocessing, and real-time visualization, enabling scalable and efficient battery monitoring.</w:t>
       </w:r>
+    </w:p>
+    <w:p>
+      <w:pPr>
+        <w:pStyle w:val="BodyText"/>
+        <w:spacing w:before="108" w:line="278" w:lineRule="auto"/>
+        <w:ind w:left="0"/>
+        <w:jc w:val="both"/>
+        <w:rPr>
+          <w:rFonts w:ascii="Arial" w:hAnsi="Arial" w:cs="Arial"/>
+          <w:b/>
+          <w:bCs/>
+          <w:color w:val="000000"/>
+          <w:sz w:val="21"/>
+          <w:szCs w:val="21"/>
+        </w:rPr>
+      </w:pPr>
+      <w:r>
+        <w:rPr>
+          <w:rFonts w:ascii="Arial" w:hAnsi="Arial" w:cs="Arial"/>
+          <w:b/>
+          <w:bCs/>
+          <w:color w:val="000000"/>
+          <w:sz w:val="21"/>
+          <w:szCs w:val="21"/>
+        </w:rPr>
+        <w:t>AI-Powered Resume Analyzer and ATS Score Predicto</w:t>
+      </w:r>
+      <w:r>
+        <w:rPr>
+          <w:rFonts w:ascii="Arial" w:hAnsi="Arial" w:cs="Arial"/>
+          <w:b/>
+          <w:bCs/>
+          <w:color w:val="000000"/>
+          <w:sz w:val="21"/>
+          <w:szCs w:val="21"/>
+        </w:rPr>
+        <w:t>r</w:t>
+      </w:r>
+    </w:p>
+    <w:p>
+      <w:pPr>
+        <w:pStyle w:val="BodyText"/>
+        <w:numPr>
+          <w:ilvl w:val="0"/>
+          <w:numId w:val="8"/>
+        </w:numPr>
+        <w:spacing w:before="108" w:line="278" w:lineRule="auto"/>
+        <w:jc w:val="both"/>
+        <w:rPr>
+          <w:rFonts w:ascii="Arial" w:hAnsi="Arial" w:cs="Arial"/>
+          <w:lang w:val="en-GB"/>
+        </w:rPr>
+      </w:pPr>
+      <w:r>
+        <w:rPr>
+          <w:rFonts w:ascii="Arial" w:hAnsi="Arial" w:cs="Arial"/>
+          <w:color w:val="000000"/>
+        </w:rPr>
+        <w:t>Developed an AI-based Resume Analyzer that evaluates resumes and generates ATS scores using keyword matching and NLP techniques.</w:t>
+      </w:r>
+    </w:p>
+    <w:p>
+      <w:pPr>
+        <w:pStyle w:val="BodyText"/>
+        <w:numPr>
+          <w:ilvl w:val="0"/>
+          <w:numId w:val="8"/>
+        </w:numPr>
+        <w:spacing w:before="108" w:line="278" w:lineRule="auto"/>
+        <w:jc w:val="both"/>
+        <w:rPr>
+          <w:rFonts w:ascii="Arial" w:hAnsi="Arial" w:cs="Arial"/>
+          <w:lang w:val="en-GB"/>
+        </w:rPr>
+      </w:pPr>
+      <w:r>
+        <w:rPr>
+          <w:rFonts w:ascii="Arial" w:hAnsi="Arial" w:cs="Arial"/>
+          <w:color w:val="000000"/>
+        </w:rPr>
+        <w:t>Extracts skills from PDF/DOCX files, compares them with job roles, and provides missing skill insights for improvement.</w:t>
+      </w:r>
+    </w:p>
+    <w:p>
+      <w:pPr>
+        <w:pStyle w:val="BodyText"/>
+        <w:spacing w:before="108" w:line="278" w:lineRule="auto"/>
+        <w:ind w:left="0"/>
+        <w:jc w:val="both"/>
+        <w:rPr>
+          <w:rFonts w:ascii="Arial" w:hAnsi="Arial" w:cs="Arial"/>
+          <w:b/>
+          <w:bCs/>
+          <w:color w:val="000000"/>
+          <w:sz w:val="21"/>
+          <w:szCs w:val="21"/>
+        </w:rPr>
+      </w:pPr>
+    </w:p>
+    <w:p>
+      <w:pPr>
+        <w:pStyle w:val="BodyText"/>
+        <w:spacing w:before="108" w:line="278" w:lineRule="auto"/>
+        <w:ind w:left="0"/>
+        <w:jc w:val="both"/>
+        <w:rPr>
+          <w:rFonts w:ascii="Arial" w:hAnsi="Arial" w:cs="Arial"/>
+          <w:color w:val="000000"/>
+          <w:sz w:val="21"/>
+          <w:szCs w:val="21"/>
+        </w:rPr>
+      </w:pPr>
+      <w:r>
+        <w:rPr>
+          <w:rFonts w:ascii="Arial" w:hAnsi="Arial" w:cs="Arial"/>
+          <w:color w:val="000000"/>
+          <w:sz w:val="21"/>
+          <w:szCs w:val="21"/>
+        </w:rPr>
+        <w:t xml:space="preserve">       </w:t>
+      </w:r>
+    </w:p>
+    <w:p>
+      <w:pPr>
+        <w:pStyle w:val="BodyText"/>
+        <w:spacing w:before="108" w:line="278" w:lineRule="auto"/>
+        <w:ind w:left="0"/>
+        <w:jc w:val="both"/>
+        <w:rPr>
+          <w:rFonts w:ascii="Arial" w:hAnsi="Arial" w:cs="Arial"/>
+          <w:b/>
+          <w:bCs/>
+          <w:sz w:val="21"/>
+          <w:szCs w:val="21"/>
+          <w:lang w:val="en-GB"/>
+        </w:rPr>
+      </w:pPr>
     </w:p>
     <w:sectPr>
       <w:type w:val="continuous"/>
